--- a/KHBD_Robotics/Lớp_2/Tuần_37/KHBD_Robotics_Lớp_2_Tiet36_Tong_ket_mon_hoc_Trien_lam_Robotics.docx
+++ b/KHBD_Robotics/Lớp_2/Tuần_37/KHBD_Robotics_Lớp_2_Tiet36_Tong_ket_mon_hoc_Trien_lam_Robotics.docx
@@ -377,14 +377,27 @@
       </w:pPr>
       <w:r>
         <w:rPr>
-          <w:rFonts w:ascii="Times New Roman" w:hAnsi="Times New Roman"/>
+          <w:rFonts w:ascii="Times New Roman" w:hAnsi="Times New Roman" w:cs="Times New Roman" w:eastAsia="Times New Roman"/>
           <w:b w:val="0"/>
           <w:i w:val="0"/>
           <w:sz w:val="26"/>
         </w:rPr>
-        <w:t>- Miền V. Giải quyết vấn đề (thành tố 5.3. Sử dụng sáng tạo công nghệ – Bậc 2): Kĩ năng vận hành thiết bị điều khiển thông minh, ứng dụng phần mềm nạp lập trình tự động. (Đạt được thông qua Hoạt động 2, Hoạt động 3)</w:t>
-        <w:br/>
-        <w:t>- Miền IV. An toàn (thành tố 4.1. Bảo vệ thiết bị – Bậc 2): Tuân thủ quy tắc an toàn thiết bị số và nguồn điện. (Đạt được thông qua Hoạt động 3)</w:t>
+        <w:t>- Miền V. Giải quyết vấn đề (thành tố 5.2. Xác định nhu cầu và giải pháp công nghệ – Bậc 1): Xác định được nhu cầu cá nhân; Nhận ra được các công cụ số đơn giản và các giải pháp công nghệ có thể để giải quyết những nhu cầu đó. (Đạt được thông qua Hoạt động 2, Hoạt động 3).</w:t>
+      </w:r>
+    </w:p>
+    <w:p>
+      <w:pPr>
+        <w:spacing w:line="276" w:lineRule="auto" w:after="60"/>
+        <w:ind w:left="850"/>
+        <w:jc w:val="left"/>
+      </w:pPr>
+      <w:r>
+        <w:rPr>
+          <w:rFonts w:ascii="Times New Roman" w:hAnsi="Times New Roman" w:cs="Times New Roman" w:eastAsia="Times New Roman"/>
+          <w:sz w:val="26"/>
+          <w:szCs w:val="26"/>
+        </w:rPr>
+        <w:t xml:space="preserve">- Miền III. Sáng tạo nội dung số (thành tố 3.4. Lập trình – Bậc 1): Liệt kê được các hướng dẫn đơn giản để hệ thống máy tính giải quyết một vấn đề đơn giản hoặc thực hiện một nhiệm vụ đơn giản. (Đạt được thông qua Hoạt động 3, Hoạt động 4).</w:t>
       </w:r>
     </w:p>
     <w:p>

--- a/KHBD_Robotics/Lớp_2/Tuần_37/KHBD_Robotics_Lớp_2_Tiet36_Tong_ket_mon_hoc_Trien_lam_Robotics.docx
+++ b/KHBD_Robotics/Lớp_2/Tuần_37/KHBD_Robotics_Lớp_2_Tiet36_Tong_ket_mon_hoc_Trien_lam_Robotics.docx
@@ -27,16 +27,16 @@
         <w:tblStyle w:val="a"/>
         <w:tblW w:w="9593" w:type="dxa"/>
         <w:tblInd w:w="0" w:type="dxa"/>
-        <w:tblBorders>
-          <w:top w:val="nil"/>
-          <w:left w:val="nil"/>
-          <w:bottom w:val="nil"/>
-          <w:right w:val="nil"/>
-          <w:insideH w:val="nil"/>
-          <w:insideV w:val="nil"/>
-        </w:tblBorders>
         <w:tblLayout w:type="fixed"/>
         <w:tblLook w:val="0400" w:firstRow="0" w:lastRow="0" w:firstColumn="0" w:lastColumn="0" w:noHBand="0" w:noVBand="1"/>
+        <w:tblBorders>
+          <w:top w:val="none" w:sz="0" w:space="0" w:color="auto"/>
+          <w:left w:val="none" w:sz="0" w:space="0" w:color="auto"/>
+          <w:bottom w:val="none" w:sz="0" w:space="0" w:color="auto"/>
+          <w:right w:val="none" w:sz="0" w:space="0" w:color="auto"/>
+          <w:insideH w:val="none" w:sz="0" w:space="0" w:color="auto"/>
+          <w:insideV w:val="none" w:sz="0" w:space="0" w:color="auto"/>
+        </w:tblBorders>
       </w:tblPr>
       <w:tblGrid>
         <w:gridCol w:w="4787"/>
@@ -55,6 +55,7 @@
           </w:tcPr>
           <w:p>
             <w:pPr>
+              <w:spacing w:line="276" w:lineRule="auto" w:after="40" w:before="0"/>
               <w:jc w:val="left"/>
               <w:rPr>
                 <w:rFonts w:ascii="Times New Roman" w:eastAsia="Times New Roman" w:hAnsi="Times New Roman" w:cs="Times New Roman"/>
@@ -62,16 +63,15 @@
                 <w:szCs w:val="26"/>
               </w:rPr>
             </w:pPr>
-            <w:r>
-              <w:rPr>
-                <w:rFonts w:ascii="Times New Roman" w:hAnsi="Times New Roman"/>
-                <w:b/>
-                <w:i w:val="0"/>
-                <w:sz w:val="24"/>
-              </w:rPr>
-              <w:t>Trường: TH &amp; THCS UNIGO</w:t>
-              <w:br/>
-              <w:t>Tổ: Robotics</w:t>
+            <w:r/>
+            <w:r>
+              <w:rPr>
+                <w:rFonts w:ascii="Times New Roman" w:hAnsi="Times New Roman" w:cs="Times New Roman" w:eastAsia="Times New Roman"/>
+                <w:b/>
+                <w:i w:val="0"/>
+                <w:sz w:val="26"/>
+              </w:rPr>
+              <w:t>Trường: TH&amp;THCS UNIGO</w:t>
             </w:r>
           </w:p>
         </w:tc>
@@ -87,6 +87,7 @@
           </w:tcPr>
           <w:p>
             <w:pPr>
+              <w:spacing w:line="276" w:lineRule="auto" w:after="40" w:before="0"/>
               <w:jc w:val="left"/>
               <w:rPr>
                 <w:rFonts w:ascii="Times New Roman" w:eastAsia="Times New Roman" w:hAnsi="Times New Roman" w:cs="Times New Roman"/>
@@ -94,14 +95,15 @@
                 <w:szCs w:val="26"/>
               </w:rPr>
             </w:pPr>
-            <w:r>
-              <w:rPr>
-                <w:rFonts w:ascii="Times New Roman" w:hAnsi="Times New Roman"/>
-                <w:b/>
-                <w:i w:val="0"/>
-                <w:sz w:val="24"/>
-              </w:rPr>
-              <w:t>Họ tên giáo viên: Đậu Đình Nguyên</w:t>
+            <w:r/>
+            <w:r>
+              <w:rPr>
+                <w:rFonts w:ascii="Times New Roman" w:hAnsi="Times New Roman" w:cs="Times New Roman" w:eastAsia="Times New Roman"/>
+                <w:b/>
+                <w:i w:val="0"/>
+                <w:sz w:val="26"/>
+              </w:rPr>
+              <w:t>Ngày soạn: 10/04/2027</w:t>
             </w:r>
           </w:p>
         </w:tc>
@@ -119,6 +121,7 @@
           </w:tcPr>
           <w:p>
             <w:pPr>
+              <w:spacing w:line="276" w:lineRule="auto" w:after="40" w:before="0"/>
               <w:jc w:val="left"/>
               <w:rPr>
                 <w:rFonts w:ascii="Times New Roman" w:eastAsia="Times New Roman" w:hAnsi="Times New Roman" w:cs="Times New Roman"/>
@@ -126,14 +129,25 @@
                 <w:szCs w:val="26"/>
               </w:rPr>
             </w:pPr>
-            <w:r>
-              <w:rPr>
-                <w:rFonts w:ascii="Times New Roman" w:hAnsi="Times New Roman"/>
-                <w:b/>
-                <w:i w:val="0"/>
-                <w:sz w:val="24"/>
-              </w:rPr>
-              <w:t>Bộ môn: Robotics</w:t>
+            <w:r/>
+            <w:r>
+              <w:rPr>
+                <w:rFonts w:ascii="Times New Roman" w:hAnsi="Times New Roman" w:cs="Times New Roman" w:eastAsia="Times New Roman"/>
+                <w:b w:val="0"/>
+                <w:i w:val="0"/>
+                <w:sz w:val="26"/>
+              </w:rPr>
+              <w:t>GV: Đậu Đình Nguyên</w:t>
+              <w:br/>
+            </w:r>
+            <w:r>
+              <w:rPr>
+                <w:rFonts w:ascii="Times New Roman" w:hAnsi="Times New Roman" w:cs="Times New Roman" w:eastAsia="Times New Roman"/>
+                <w:b w:val="0"/>
+                <w:i w:val="0"/>
+                <w:sz w:val="26"/>
+              </w:rPr>
+              <w:t>Tổ: Tổ chuyên môn Tiểu học</w:t>
             </w:r>
           </w:p>
         </w:tc>
@@ -149,6 +163,7 @@
           </w:tcPr>
           <w:p>
             <w:pPr>
+              <w:spacing w:line="276" w:lineRule="auto" w:after="40" w:before="0"/>
               <w:jc w:val="left"/>
               <w:rPr>
                 <w:rFonts w:ascii="Times New Roman" w:eastAsia="Times New Roman" w:hAnsi="Times New Roman" w:cs="Times New Roman"/>
@@ -156,68 +171,25 @@
                 <w:szCs w:val="26"/>
               </w:rPr>
             </w:pPr>
-            <w:r>
-              <w:rPr>
-                <w:rFonts w:ascii="Times New Roman" w:hAnsi="Times New Roman"/>
-                <w:b/>
-                <w:i w:val="0"/>
-                <w:sz w:val="24"/>
-              </w:rPr>
-              <w:t>Ngày soạn: 01/09/2026   Ngày dạy: 05/09/2026</w:t>
+            <w:r/>
+            <w:r>
+              <w:rPr>
+                <w:rFonts w:ascii="Times New Roman" w:hAnsi="Times New Roman" w:cs="Times New Roman" w:eastAsia="Times New Roman"/>
+                <w:b w:val="0"/>
+                <w:i w:val="0"/>
+                <w:sz w:val="26"/>
+              </w:rPr>
+              <w:t>Ngày dạy: 14/04/2027</w:t>
               <w:br/>
-              <w:t>Lớp: 2</w:t>
-            </w:r>
-          </w:p>
-          <w:p>
-            <w:pPr>
-              <w:jc w:val="left"/>
-              <w:rPr>
-                <w:rFonts w:ascii="Times New Roman" w:eastAsia="Times New Roman" w:hAnsi="Times New Roman" w:cs="Times New Roman"/>
-                <w:color w:val="000000"/>
+            </w:r>
+            <w:r>
+              <w:rPr>
+                <w:rFonts w:ascii="Times New Roman" w:hAnsi="Times New Roman" w:cs="Times New Roman" w:eastAsia="Times New Roman"/>
+                <w:b w:val="0"/>
+                <w:i w:val="0"/>
                 <w:sz w:val="26"/>
-                <w:szCs w:val="26"/>
-              </w:rPr>
-            </w:pPr>
-            <w:r>
-              <w:rPr>
-                <w:rFonts w:ascii="Times New Roman" w:eastAsia="Times New Roman" w:hAnsi="Times New Roman" w:cs="Times New Roman"/>
-                <w:b/>
-                <w:i w:val="0"/>
-                <w:sz w:val="24"/>
-                <w:szCs w:val="26"/>
-              </w:rPr>
-              <w:t>Ngày dạy</w:t>
-            </w:r>
-            <w:r>
-              <w:rPr>
-                <w:rFonts w:ascii="Times New Roman" w:eastAsia="Times New Roman" w:hAnsi="Times New Roman" w:cs="Times New Roman"/>
-                <w:b/>
-                <w:i w:val="0"/>
-                <w:sz w:val="24"/>
-                <w:szCs w:val="26"/>
-              </w:rPr>
-              <w:t>:    /     /2026</w:t>
-            </w:r>
-          </w:p>
-          <w:p>
-            <w:pPr>
-              <w:jc w:val="left"/>
-              <w:rPr>
-                <w:rFonts w:ascii="Times New Roman" w:eastAsia="Times New Roman" w:hAnsi="Times New Roman" w:cs="Times New Roman"/>
-                <w:sz w:val="26"/>
-                <w:szCs w:val="26"/>
-              </w:rPr>
-            </w:pPr>
-            <w:r>
-              <w:rPr>
-                <w:rFonts w:ascii="Times New Roman" w:eastAsia="Times New Roman" w:hAnsi="Times New Roman" w:cs="Times New Roman"/>
-                <w:b/>
-                <w:i w:val="0"/>
-                <w:color w:val="000000"/>
-                <w:sz w:val="24"/>
-                <w:szCs w:val="26"/>
-              </w:rPr>
-              <w:t xml:space="preserve">Lớp: </w:t>
+              </w:rPr>
+              <w:t>Lớp: 2A1</w:t>
             </w:r>
           </w:p>
         </w:tc>
@@ -245,12 +217,12 @@
       </w:pPr>
       <w:r>
         <w:rPr>
-          <w:rFonts w:ascii="Times New Roman" w:hAnsi="Times New Roman"/>
+          <w:rFonts w:ascii="Times New Roman" w:hAnsi="Times New Roman" w:cs="Times New Roman" w:eastAsia="Times New Roman"/>
           <w:b/>
           <w:i w:val="0"/>
           <w:sz w:val="26"/>
         </w:rPr>
-        <w:t>MÔN HỌC: ROBOTICS 2 (BỘ KIT OLLO KINDER)</w:t>
+        <w:t>MÔN HỌC: ROBOTICS 2A1 (BỘ KIT OLLO KINDER)</w:t>
       </w:r>
     </w:p>
     <w:p>
@@ -3107,21 +3079,58 @@
         <w:jc w:val="left"/>
       </w:pPr>
     </w:p>
+    <w:p>
+      <w:pPr>
+        <w:spacing w:line="276" w:lineRule="auto" w:after="60"/>
+      </w:pPr>
+      <w:r>
+        <w:rPr>
+          <w:rFonts w:ascii="Times New Roman" w:hAnsi="Times New Roman" w:cs="Times New Roman" w:eastAsia="Times New Roman"/>
+          <w:sz w:val="26"/>
+          <w:b/>
+        </w:rPr>
+        <w:t>RÚT KINH NGHIỆM SAU BÀI DẠY:</w:t>
+      </w:r>
+    </w:p>
+    <w:p>
+      <w:pPr>
+        <w:spacing w:line="276" w:after="60"/>
+      </w:pPr>
+      <w:r>
+        <w:rPr>
+          <w:rFonts w:ascii="Times New Roman" w:hAnsi="Times New Roman" w:cs="Times New Roman" w:eastAsia="Times New Roman"/>
+          <w:sz w:val="26"/>
+        </w:rPr>
+        <w:t>...........................................................................................................................</w:t>
+      </w:r>
+    </w:p>
+    <w:p>
+      <w:pPr>
+        <w:spacing w:line="276" w:after="60"/>
+      </w:pPr>
+      <w:r>
+        <w:rPr>
+          <w:rFonts w:ascii="Times New Roman" w:hAnsi="Times New Roman" w:cs="Times New Roman" w:eastAsia="Times New Roman"/>
+          <w:sz w:val="26"/>
+        </w:rPr>
+        <w:t>...........................................................................................................................</w:t>
+      </w:r>
+    </w:p>
     <w:tbl>
       <w:tblPr>
         <w:tblStyle w:val="a1"/>
         <w:tblW w:w="9062" w:type="dxa"/>
         <w:tblInd w:w="0" w:type="dxa"/>
-        <w:tblBorders>
-          <w:top w:val="nil"/>
-          <w:left w:val="nil"/>
-          <w:bottom w:val="nil"/>
-          <w:right w:val="nil"/>
-          <w:insideH w:val="nil"/>
-          <w:insideV w:val="nil"/>
-        </w:tblBorders>
         <w:tblLayout w:type="fixed"/>
         <w:tblLook w:val="0000" w:firstRow="0" w:lastRow="0" w:firstColumn="0" w:lastColumn="0" w:noHBand="0" w:noVBand="0"/>
+        <w:tblBorders>
+          <w:top w:val="none" w:sz="0" w:space="0" w:color="auto"/>
+          <w:left w:val="none" w:sz="0" w:space="0" w:color="auto"/>
+          <w:bottom w:val="none" w:sz="0" w:space="0" w:color="auto"/>
+          <w:right w:val="none" w:sz="0" w:space="0" w:color="auto"/>
+          <w:insideH w:val="none" w:sz="0" w:space="0" w:color="auto"/>
+          <w:insideV w:val="none" w:sz="0" w:space="0" w:color="auto"/>
+        </w:tblBorders>
       </w:tblPr>
       <w:tblGrid>
         <w:gridCol w:w="3020"/>
@@ -3132,12 +3141,6 @@
         <w:tc>
           <w:tcPr>
             <w:tcW w:w="3020" w:type="dxa"/>
-            <w:tcBorders>
-              <w:top w:val="nil"/>
-              <w:left w:val="nil"/>
-              <w:bottom w:val="nil"/>
-              <w:right w:val="nil"/>
-            </w:tcBorders>
             <w:tcMar>
               <w:top w:w="0" w:type="dxa"/>
               <w:left w:w="108" w:type="dxa"/>
@@ -3147,30 +3150,28 @@
           </w:tcPr>
           <w:p>
             <w:pPr>
+              <w:spacing w:line="276" w:lineRule="auto" w:after="40" w:before="0"/>
               <w:jc w:val="center"/>
               <w:rPr>
                 <w:b/>
                 <w:bCs/>
               </w:rPr>
             </w:pPr>
-            <w:r>
-              <w:rPr>
-                <w:b/>
-                <w:bCs/>
-              </w:rPr>
-              <w:t>BAN GIÁM HIỆU</w:t>
+            <w:r/>
+            <w:r>
+              <w:rPr>
+                <w:rFonts w:ascii="Times New Roman" w:hAnsi="Times New Roman" w:cs="Times New Roman" w:eastAsia="Times New Roman"/>
+                <w:b/>
+                <w:i w:val="0"/>
+                <w:sz w:val="26"/>
+              </w:rPr>
+              <w:t>DUYỆT CỦA BGH</w:t>
             </w:r>
           </w:p>
         </w:tc>
         <w:tc>
           <w:tcPr>
             <w:tcW w:w="3021" w:type="dxa"/>
-            <w:tcBorders>
-              <w:top w:val="nil"/>
-              <w:left w:val="nil"/>
-              <w:bottom w:val="nil"/>
-              <w:right w:val="nil"/>
-            </w:tcBorders>
             <w:tcMar>
               <w:top w:w="0" w:type="dxa"/>
               <w:left w:w="108" w:type="dxa"/>
@@ -3180,30 +3181,28 @@
           </w:tcPr>
           <w:p>
             <w:pPr>
+              <w:spacing w:line="276" w:lineRule="auto" w:after="40" w:before="0"/>
               <w:jc w:val="center"/>
               <w:rPr>
                 <w:b/>
                 <w:bCs/>
               </w:rPr>
             </w:pPr>
-            <w:r>
-              <w:rPr>
-                <w:b/>
-                <w:bCs/>
-              </w:rPr>
-              <w:t>TỔ CHUYÊN MÔN</w:t>
+            <w:r/>
+            <w:r>
+              <w:rPr>
+                <w:rFonts w:ascii="Times New Roman" w:hAnsi="Times New Roman" w:cs="Times New Roman" w:eastAsia="Times New Roman"/>
+                <w:b/>
+                <w:i w:val="0"/>
+                <w:sz w:val="26"/>
+              </w:rPr>
+              <w:t>DUYỆT CỦA TỔ CM</w:t>
             </w:r>
           </w:p>
         </w:tc>
         <w:tc>
           <w:tcPr>
             <w:tcW w:w="3021" w:type="dxa"/>
-            <w:tcBorders>
-              <w:top w:val="nil"/>
-              <w:left w:val="nil"/>
-              <w:bottom w:val="nil"/>
-              <w:right w:val="nil"/>
-            </w:tcBorders>
             <w:tcMar>
               <w:top w:w="0" w:type="dxa"/>
               <w:left w:w="108" w:type="dxa"/>
@@ -3213,18 +3212,167 @@
           </w:tcPr>
           <w:p>
             <w:pPr>
+              <w:spacing w:line="276" w:lineRule="auto" w:after="40" w:before="0"/>
               <w:jc w:val="center"/>
               <w:rPr>
                 <w:b/>
                 <w:bCs/>
               </w:rPr>
             </w:pPr>
-            <w:r>
-              <w:rPr>
-                <w:b/>
-                <w:bCs/>
+            <w:r/>
+            <w:r>
+              <w:rPr>
+                <w:rFonts w:ascii="Times New Roman" w:hAnsi="Times New Roman" w:cs="Times New Roman" w:eastAsia="Times New Roman"/>
+                <w:b/>
+                <w:i w:val="0"/>
+                <w:sz w:val="26"/>
               </w:rPr>
               <w:t>NGƯỜI SOẠN</w:t>
+            </w:r>
+          </w:p>
+        </w:tc>
+      </w:tr>
+      <w:tr>
+        <w:tc>
+          <w:tcPr>
+            <w:tcW w:type="dxa" w:w="3020"/>
+          </w:tcPr>
+          <w:p>
+            <w:pPr>
+              <w:spacing w:line="276" w:lineRule="auto" w:after="40" w:before="0"/>
+              <w:jc w:val="center"/>
+            </w:pPr>
+            <w:r/>
+            <w:r>
+              <w:rPr>
+                <w:rFonts w:ascii="Times New Roman" w:hAnsi="Times New Roman" w:cs="Times New Roman" w:eastAsia="Times New Roman"/>
+                <w:b w:val="0"/>
+                <w:i/>
+                <w:sz w:val="26"/>
+              </w:rPr>
+              <w:t>(Ký, ghi rõ họ tên)</w:t>
+            </w:r>
+          </w:p>
+        </w:tc>
+        <w:tc>
+          <w:tcPr>
+            <w:tcW w:type="dxa" w:w="3021"/>
+          </w:tcPr>
+          <w:p>
+            <w:pPr>
+              <w:spacing w:line="276" w:lineRule="auto" w:after="40" w:before="0"/>
+              <w:jc w:val="center"/>
+            </w:pPr>
+            <w:r/>
+            <w:r>
+              <w:rPr>
+                <w:rFonts w:ascii="Times New Roman" w:hAnsi="Times New Roman" w:cs="Times New Roman" w:eastAsia="Times New Roman"/>
+                <w:b w:val="0"/>
+                <w:i/>
+                <w:sz w:val="26"/>
+              </w:rPr>
+              <w:t>(Ký, ghi rõ họ tên)</w:t>
+            </w:r>
+          </w:p>
+        </w:tc>
+        <w:tc>
+          <w:tcPr>
+            <w:tcW w:type="dxa" w:w="3021"/>
+          </w:tcPr>
+          <w:p>
+            <w:pPr>
+              <w:spacing w:line="276" w:lineRule="auto" w:after="40" w:before="0"/>
+              <w:jc w:val="center"/>
+            </w:pPr>
+            <w:r/>
+            <w:r>
+              <w:rPr>
+                <w:rFonts w:ascii="Times New Roman" w:hAnsi="Times New Roman" w:cs="Times New Roman" w:eastAsia="Times New Roman"/>
+                <w:b w:val="0"/>
+                <w:i/>
+                <w:sz w:val="26"/>
+              </w:rPr>
+              <w:t>(Ký, ghi rõ họ tên)</w:t>
+            </w:r>
+          </w:p>
+        </w:tc>
+      </w:tr>
+      <w:tr>
+        <w:tc>
+          <w:tcPr>
+            <w:tcW w:type="dxa" w:w="3020"/>
+          </w:tcPr>
+          <w:p>
+            <w:pPr>
+              <w:spacing w:line="276" w:lineRule="auto" w:after="40" w:before="0"/>
+              <w:jc w:val="center"/>
+            </w:pPr>
+            <w:r/>
+            <w:r>
+              <w:rPr>
+                <w:rFonts w:ascii="Times New Roman" w:hAnsi="Times New Roman" w:cs="Times New Roman" w:eastAsia="Times New Roman"/>
+                <w:b w:val="0"/>
+                <w:i w:val="0"/>
+                <w:sz w:val="26"/>
+              </w:rPr>
+              <w:br/>
+              <w:br/>
+              <w:br/>
+            </w:r>
+          </w:p>
+        </w:tc>
+        <w:tc>
+          <w:tcPr>
+            <w:tcW w:type="dxa" w:w="3021"/>
+          </w:tcPr>
+          <w:p>
+            <w:pPr>
+              <w:spacing w:line="276" w:lineRule="auto" w:after="40" w:before="0"/>
+              <w:jc w:val="center"/>
+            </w:pPr>
+            <w:r/>
+            <w:r>
+              <w:rPr>
+                <w:rFonts w:ascii="Times New Roman" w:hAnsi="Times New Roman" w:cs="Times New Roman" w:eastAsia="Times New Roman"/>
+                <w:b w:val="0"/>
+                <w:i w:val="0"/>
+                <w:sz w:val="26"/>
+              </w:rPr>
+              <w:br/>
+              <w:br/>
+              <w:br/>
+            </w:r>
+          </w:p>
+        </w:tc>
+        <w:tc>
+          <w:tcPr>
+            <w:tcW w:type="dxa" w:w="3021"/>
+          </w:tcPr>
+          <w:p>
+            <w:pPr>
+              <w:spacing w:line="276" w:lineRule="auto" w:after="40" w:before="0"/>
+              <w:jc w:val="center"/>
+            </w:pPr>
+            <w:r/>
+            <w:r>
+              <w:rPr>
+                <w:rFonts w:ascii="Times New Roman" w:hAnsi="Times New Roman" w:cs="Times New Roman" w:eastAsia="Times New Roman"/>
+                <w:b w:val="0"/>
+                <w:i w:val="0"/>
+                <w:sz w:val="26"/>
+              </w:rPr>
+              <w:br/>
+              <w:br/>
+              <w:br/>
+            </w:r>
+            <w:r>
+              <w:rPr>
+                <w:rFonts w:ascii="Times New Roman" w:hAnsi="Times New Roman" w:cs="Times New Roman" w:eastAsia="Times New Roman"/>
+                <w:b/>
+                <w:i w:val="0"/>
+                <w:sz w:val="26"/>
+              </w:rPr>
+              <w:t>Đậu Đình Nguyên</w:t>
             </w:r>
           </w:p>
         </w:tc>

--- a/KHBD_Robotics/Lớp_2/Tuần_37/KHBD_Robotics_Lớp_2_Tiet36_Tong_ket_mon_hoc_Trien_lam_Robotics.docx
+++ b/KHBD_Robotics/Lớp_2/Tuần_37/KHBD_Robotics_Lớp_2_Tiet36_Tong_ket_mon_hoc_Trien_lam_Robotics.docx
@@ -189,7 +189,7 @@
           <w:i w:val="0"/>
           <w:sz w:val="26"/>
         </w:rPr>
-        <w:t>CHỦ ĐIỂM: BỘ THIẾT BỊ: OLLO KINDER</w:t>
+        <w:t>CHỦ ĐIỂM: BỘ THIẾT BỊ: OLLO INITIATE</w:t>
       </w:r>
     </w:p>
     <w:p>
@@ -370,7 +370,7 @@
           <w:i w:val="0"/>
           <w:sz w:val="26"/>
         </w:rPr>
-        <w:t>- NLa (Sử dụng và quản lí các phương tiện ICT): Nhận biết tên gọi, hình dạng, chức năng các chi tiết bộ kit OLLO Kinder. (Đạt được thông qua Hoạt động 2)</w:t>
+        <w:t>- NL5 (Giao tiếp công nghệ): Tự tin thuyết minh nguyên lý hoạt động và giới thiệu sản phẩm robot Tổng kết môn học &amp; Triển lãm Robotics trước tập thể. (Đạt được thông qua Hoạt động 3, Hoạt động 4)</w:t>
       </w:r>
     </w:p>
     <w:p>
@@ -386,7 +386,7 @@
           <w:i w:val="0"/>
           <w:sz w:val="26"/>
         </w:rPr>
-        <w:t>- NLd (Ứng dụng ICT trong học và tự học): Thực hiện lắp ráp đúng quy trình mô hình Tổng kết môn học &amp; Triển lãm Robotics. (Đạt được thông qua Hoạt động 3)</w:t>
+        <w:t>- NL4 (Đánh giá công nghệ): Lắng nghe, nhận xét và đánh giá sản phẩm robot của nhóm bạn theo tiêu chí kỹ thuật. (Đạt được thông qua Hoạt động 4)</w:t>
       </w:r>
     </w:p>
     <w:p>
@@ -498,7 +498,7 @@
           <w:i w:val="0"/>
           <w:sz w:val="26"/>
         </w:rPr>
-        <w:t>1. Giáo viên: Bộ Kit Robotics OLLO Kinder mẫu, máy chiếu, slide hướng dẫn lắp ráp Tổng kết môn học &amp; Triển lãm Robotics, phiếu hướng dẫn thực hành.</w:t>
+        <w:t>1. Giáo viên: Bộ Kit Robotics OLLO Initiate mẫu, máy chiếu, slide hướng dẫn lắp ráp Tổng kết môn học &amp; Triển lãm Robotics, phiếu hướng dẫn thực hành.</w:t>
       </w:r>
     </w:p>
     <w:p>
@@ -514,7 +514,7 @@
           <w:i w:val="0"/>
           <w:sz w:val="26"/>
         </w:rPr>
-        <w:t>2. Học sinh: Bộ Kit Robotics OLLO Kinder theo nhóm, dụng cụ tháo chốt, vở ghi.</w:t>
+        <w:t>2. Học sinh: Bộ Kit Robotics OLLO Initiate theo nhóm, dụng cụ tháo chốt, vở ghi.</w:t>
       </w:r>
     </w:p>
     <w:p>
